--- a/Supply Chain Analytics Dashboard Documentation.docx
+++ b/Supply Chain Analytics Dashboard Documentation.docx
@@ -1829,14 +1829,13 @@
       </w:pPr>
       <w:r>
         <w:rPr>
-          <w:rFonts w:ascii="Times New Roman" w:hAnsi="Times New Roman" w:cs="Times New Roman"/>
-          <w:lang w:val="en-US"/>
+          <w:noProof/>
         </w:rPr>
         <w:drawing>
-          <wp:inline distT="0" distB="0" distL="0" distR="0" wp14:anchorId="0D3AF94C" wp14:editId="4427B9F3">
-            <wp:extent cx="5731510" cy="3044825"/>
-            <wp:effectExtent l="19050" t="19050" r="21590" b="22225"/>
-            <wp:docPr id="1126592492" name="Picture 1"/>
+          <wp:inline distT="0" distB="0" distL="0" distR="0" wp14:anchorId="1B8A31FB" wp14:editId="52A4D374">
+            <wp:extent cx="5731510" cy="2576195"/>
+            <wp:effectExtent l="19050" t="19050" r="21590" b="14605"/>
+            <wp:docPr id="1727640461" name="Picture 1"/>
             <wp:cNvGraphicFramePr>
               <a:graphicFrameLocks xmlns:a="http://schemas.openxmlformats.org/drawingml/2006/main" noChangeAspect="1"/>
             </wp:cNvGraphicFramePr>
@@ -1844,23 +1843,33 @@
               <a:graphicData uri="http://schemas.openxmlformats.org/drawingml/2006/picture">
                 <pic:pic xmlns:pic="http://schemas.openxmlformats.org/drawingml/2006/picture">
                   <pic:nvPicPr>
-                    <pic:cNvPr id="1126592492" name=""/>
-                    <pic:cNvPicPr/>
+                    <pic:cNvPr id="0" name="Picture 1"/>
+                    <pic:cNvPicPr>
+                      <a:picLocks noChangeAspect="1" noChangeArrowheads="1"/>
+                    </pic:cNvPicPr>
                   </pic:nvPicPr>
                   <pic:blipFill>
-                    <a:blip r:embed="rId5"/>
+                    <a:blip r:embed="rId5" cstate="print">
+                      <a:extLst>
+                        <a:ext uri="{28A0092B-C50C-407E-A947-70E740481C1C}">
+                          <a14:useLocalDpi xmlns:a14="http://schemas.microsoft.com/office/drawing/2010/main" val="0"/>
+                        </a:ext>
+                      </a:extLst>
+                    </a:blip>
+                    <a:srcRect/>
                     <a:stretch>
                       <a:fillRect/>
                     </a:stretch>
                   </pic:blipFill>
-                  <pic:spPr>
+                  <pic:spPr bwMode="auto">
                     <a:xfrm>
                       <a:off x="0" y="0"/>
-                      <a:ext cx="5731510" cy="3044825"/>
+                      <a:ext cx="5731510" cy="2576195"/>
                     </a:xfrm>
                     <a:prstGeom prst="rect">
                       <a:avLst/>
                     </a:prstGeom>
+                    <a:noFill/>
                     <a:ln>
                       <a:solidFill>
                         <a:schemeClr val="tx1"/>
@@ -1942,6 +1951,24 @@
         <w:spacing w:line="360" w:lineRule="auto"/>
         <w:rPr>
           <w:rFonts w:ascii="Times New Roman" w:hAnsi="Times New Roman" w:cs="Times New Roman"/>
+          <w:lang w:val="en-US"/>
+        </w:rPr>
+      </w:pPr>
+    </w:p>
+    <w:p>
+      <w:pPr>
+        <w:spacing w:line="360" w:lineRule="auto"/>
+        <w:rPr>
+          <w:rFonts w:ascii="Times New Roman" w:hAnsi="Times New Roman" w:cs="Times New Roman"/>
+          <w:lang w:val="en-US"/>
+        </w:rPr>
+      </w:pPr>
+    </w:p>
+    <w:p>
+      <w:pPr>
+        <w:spacing w:line="360" w:lineRule="auto"/>
+        <w:rPr>
+          <w:rFonts w:ascii="Times New Roman" w:hAnsi="Times New Roman" w:cs="Times New Roman"/>
           <w:b/>
           <w:bCs/>
         </w:rPr>
@@ -1990,14 +2017,13 @@
       </w:pPr>
       <w:r>
         <w:rPr>
-          <w:rFonts w:ascii="Times New Roman" w:hAnsi="Times New Roman" w:cs="Times New Roman"/>
-          <w:lang w:val="en-US"/>
+          <w:noProof/>
         </w:rPr>
         <w:drawing>
-          <wp:inline distT="0" distB="0" distL="0" distR="0" wp14:anchorId="15C9C090" wp14:editId="152D23B5">
-            <wp:extent cx="5731510" cy="3044825"/>
-            <wp:effectExtent l="19050" t="19050" r="21590" b="22225"/>
-            <wp:docPr id="2074133625" name="Picture 1"/>
+          <wp:inline distT="0" distB="0" distL="0" distR="0" wp14:anchorId="5BE6FF6B" wp14:editId="7E4C5D50">
+            <wp:extent cx="5731510" cy="2577465"/>
+            <wp:effectExtent l="19050" t="19050" r="21590" b="13335"/>
+            <wp:docPr id="1579469353" name="Picture 4"/>
             <wp:cNvGraphicFramePr>
               <a:graphicFrameLocks xmlns:a="http://schemas.openxmlformats.org/drawingml/2006/main" noChangeAspect="1"/>
             </wp:cNvGraphicFramePr>
@@ -2005,23 +2031,33 @@
               <a:graphicData uri="http://schemas.openxmlformats.org/drawingml/2006/picture">
                 <pic:pic xmlns:pic="http://schemas.openxmlformats.org/drawingml/2006/picture">
                   <pic:nvPicPr>
-                    <pic:cNvPr id="2074133625" name=""/>
-                    <pic:cNvPicPr/>
+                    <pic:cNvPr id="0" name="Picture 10"/>
+                    <pic:cNvPicPr>
+                      <a:picLocks noChangeAspect="1" noChangeArrowheads="1"/>
+                    </pic:cNvPicPr>
                   </pic:nvPicPr>
                   <pic:blipFill>
-                    <a:blip r:embed="rId6"/>
+                    <a:blip r:embed="rId6" cstate="print">
+                      <a:extLst>
+                        <a:ext uri="{28A0092B-C50C-407E-A947-70E740481C1C}">
+                          <a14:useLocalDpi xmlns:a14="http://schemas.microsoft.com/office/drawing/2010/main" val="0"/>
+                        </a:ext>
+                      </a:extLst>
+                    </a:blip>
+                    <a:srcRect/>
                     <a:stretch>
                       <a:fillRect/>
                     </a:stretch>
                   </pic:blipFill>
-                  <pic:spPr>
+                  <pic:spPr bwMode="auto">
                     <a:xfrm>
                       <a:off x="0" y="0"/>
-                      <a:ext cx="5731510" cy="3044825"/>
+                      <a:ext cx="5731510" cy="2577465"/>
                     </a:xfrm>
                     <a:prstGeom prst="rect">
                       <a:avLst/>
                     </a:prstGeom>
+                    <a:noFill/>
                     <a:ln>
                       <a:solidFill>
                         <a:schemeClr val="tx1"/>
@@ -2130,6 +2166,15 @@
         <w:spacing w:line="360" w:lineRule="auto"/>
         <w:rPr>
           <w:rFonts w:ascii="Times New Roman" w:hAnsi="Times New Roman" w:cs="Times New Roman"/>
+          <w:lang w:val="en-US"/>
+        </w:rPr>
+      </w:pPr>
+    </w:p>
+    <w:p>
+      <w:pPr>
+        <w:spacing w:line="360" w:lineRule="auto"/>
+        <w:rPr>
+          <w:rFonts w:ascii="Times New Roman" w:hAnsi="Times New Roman" w:cs="Times New Roman"/>
           <w:b/>
           <w:bCs/>
         </w:rPr>
@@ -2178,14 +2223,13 @@
       </w:pPr>
       <w:r>
         <w:rPr>
-          <w:rFonts w:ascii="Times New Roman" w:hAnsi="Times New Roman" w:cs="Times New Roman"/>
-          <w:lang w:val="en-US"/>
+          <w:noProof/>
         </w:rPr>
         <w:drawing>
-          <wp:inline distT="0" distB="0" distL="0" distR="0" wp14:anchorId="39F2C363" wp14:editId="11D38E51">
-            <wp:extent cx="5731510" cy="3044825"/>
-            <wp:effectExtent l="19050" t="19050" r="21590" b="22225"/>
-            <wp:docPr id="825150343" name="Picture 1"/>
+          <wp:inline distT="0" distB="0" distL="0" distR="0" wp14:anchorId="4C3A2032" wp14:editId="6F0A6EDF">
+            <wp:extent cx="5731510" cy="2581910"/>
+            <wp:effectExtent l="19050" t="19050" r="21590" b="27940"/>
+            <wp:docPr id="1081034638" name="Picture 3"/>
             <wp:cNvGraphicFramePr>
               <a:graphicFrameLocks xmlns:a="http://schemas.openxmlformats.org/drawingml/2006/main" noChangeAspect="1"/>
             </wp:cNvGraphicFramePr>
@@ -2193,23 +2237,33 @@
               <a:graphicData uri="http://schemas.openxmlformats.org/drawingml/2006/picture">
                 <pic:pic xmlns:pic="http://schemas.openxmlformats.org/drawingml/2006/picture">
                   <pic:nvPicPr>
-                    <pic:cNvPr id="825150343" name=""/>
-                    <pic:cNvPicPr/>
+                    <pic:cNvPr id="0" name="Picture 8"/>
+                    <pic:cNvPicPr>
+                      <a:picLocks noChangeAspect="1" noChangeArrowheads="1"/>
+                    </pic:cNvPicPr>
                   </pic:nvPicPr>
                   <pic:blipFill>
-                    <a:blip r:embed="rId7"/>
+                    <a:blip r:embed="rId7" cstate="print">
+                      <a:extLst>
+                        <a:ext uri="{28A0092B-C50C-407E-A947-70E740481C1C}">
+                          <a14:useLocalDpi xmlns:a14="http://schemas.microsoft.com/office/drawing/2010/main" val="0"/>
+                        </a:ext>
+                      </a:extLst>
+                    </a:blip>
+                    <a:srcRect/>
                     <a:stretch>
                       <a:fillRect/>
                     </a:stretch>
                   </pic:blipFill>
-                  <pic:spPr>
+                  <pic:spPr bwMode="auto">
                     <a:xfrm>
                       <a:off x="0" y="0"/>
-                      <a:ext cx="5731510" cy="3044825"/>
+                      <a:ext cx="5731510" cy="2581910"/>
                     </a:xfrm>
                     <a:prstGeom prst="rect">
                       <a:avLst/>
                     </a:prstGeom>
+                    <a:noFill/>
                     <a:ln>
                       <a:solidFill>
                         <a:schemeClr val="tx1"/>
@@ -2318,6 +2372,15 @@
         <w:spacing w:line="360" w:lineRule="auto"/>
         <w:rPr>
           <w:rFonts w:ascii="Times New Roman" w:hAnsi="Times New Roman" w:cs="Times New Roman"/>
+          <w:lang w:val="en-US"/>
+        </w:rPr>
+      </w:pPr>
+    </w:p>
+    <w:p>
+      <w:pPr>
+        <w:spacing w:line="360" w:lineRule="auto"/>
+        <w:rPr>
+          <w:rFonts w:ascii="Times New Roman" w:hAnsi="Times New Roman" w:cs="Times New Roman"/>
           <w:b/>
           <w:bCs/>
         </w:rPr>
@@ -2378,14 +2441,13 @@
       </w:pPr>
       <w:r>
         <w:rPr>
-          <w:rFonts w:ascii="Times New Roman" w:hAnsi="Times New Roman" w:cs="Times New Roman"/>
-          <w:lang w:val="en-US"/>
+          <w:noProof/>
         </w:rPr>
         <w:drawing>
-          <wp:inline distT="0" distB="0" distL="0" distR="0" wp14:anchorId="0BF6BA4D" wp14:editId="53680250">
-            <wp:extent cx="5731510" cy="3044825"/>
-            <wp:effectExtent l="19050" t="19050" r="21590" b="22225"/>
-            <wp:docPr id="1304228385" name="Picture 1"/>
+          <wp:inline distT="0" distB="0" distL="0" distR="0" wp14:anchorId="540826C1" wp14:editId="07980BD4">
+            <wp:extent cx="5731510" cy="2577465"/>
+            <wp:effectExtent l="19050" t="19050" r="21590" b="13335"/>
+            <wp:docPr id="1804267245" name="Picture 5"/>
             <wp:cNvGraphicFramePr>
               <a:graphicFrameLocks xmlns:a="http://schemas.openxmlformats.org/drawingml/2006/main" noChangeAspect="1"/>
             </wp:cNvGraphicFramePr>
@@ -2393,23 +2455,33 @@
               <a:graphicData uri="http://schemas.openxmlformats.org/drawingml/2006/picture">
                 <pic:pic xmlns:pic="http://schemas.openxmlformats.org/drawingml/2006/picture">
                   <pic:nvPicPr>
-                    <pic:cNvPr id="1304228385" name=""/>
-                    <pic:cNvPicPr/>
+                    <pic:cNvPr id="0" name="Picture 12"/>
+                    <pic:cNvPicPr>
+                      <a:picLocks noChangeAspect="1" noChangeArrowheads="1"/>
+                    </pic:cNvPicPr>
                   </pic:nvPicPr>
                   <pic:blipFill>
-                    <a:blip r:embed="rId8"/>
+                    <a:blip r:embed="rId8" cstate="print">
+                      <a:extLst>
+                        <a:ext uri="{28A0092B-C50C-407E-A947-70E740481C1C}">
+                          <a14:useLocalDpi xmlns:a14="http://schemas.microsoft.com/office/drawing/2010/main" val="0"/>
+                        </a:ext>
+                      </a:extLst>
+                    </a:blip>
+                    <a:srcRect/>
                     <a:stretch>
                       <a:fillRect/>
                     </a:stretch>
                   </pic:blipFill>
-                  <pic:spPr>
+                  <pic:spPr bwMode="auto">
                     <a:xfrm>
                       <a:off x="0" y="0"/>
-                      <a:ext cx="5731510" cy="3044825"/>
+                      <a:ext cx="5731510" cy="2577465"/>
                     </a:xfrm>
                     <a:prstGeom prst="rect">
                       <a:avLst/>
                     </a:prstGeom>
+                    <a:noFill/>
                     <a:ln>
                       <a:solidFill>
                         <a:schemeClr val="tx1"/>
@@ -2422,6 +2494,15 @@
           </wp:inline>
         </w:drawing>
       </w:r>
+    </w:p>
+    <w:p>
+      <w:pPr>
+        <w:spacing w:line="360" w:lineRule="auto"/>
+        <w:rPr>
+          <w:rFonts w:ascii="Times New Roman" w:hAnsi="Times New Roman" w:cs="Times New Roman"/>
+          <w:lang w:val="en-US"/>
+        </w:rPr>
+      </w:pPr>
     </w:p>
     <w:p>
       <w:pPr>
